--- a/defense/defense-docs/report/AI_Anti_Spam_Shield_Report.docx
+++ b/defense/defense-docs/report/AI_Anti_Spam_Shield_Report.docx
@@ -9596,6 +9596,462 @@
     </w:p>
     <w:p>
       <w:pPr>
+        <w:jc w:val="center"/>
+      </w:pPr>
+      <w:r>
+        <w:drawing>
+          <wp:inline xmlns:a="http://schemas.openxmlformats.org/drawingml/2006/main" xmlns:pic="http://schemas.openxmlformats.org/drawingml/2006/picture">
+            <wp:extent cx="5029200" cy="2828925"/>
+            <wp:docPr id="15" name="Picture 15"/>
+            <wp:cNvGraphicFramePr>
+              <a:graphicFrameLocks noChangeAspect="1"/>
+            </wp:cNvGraphicFramePr>
+            <a:graphic>
+              <a:graphicData uri="http://schemas.openxmlformats.org/drawingml/2006/picture">
+                <pic:pic>
+                  <pic:nvPicPr>
+                    <pic:cNvPr id="0" name="system-architecture.png"/>
+                    <pic:cNvPicPr/>
+                  </pic:nvPicPr>
+                  <pic:blipFill>
+                    <a:blip r:embed="rId24"/>
+                    <a:stretch>
+                      <a:fillRect/>
+                    </a:stretch>
+                  </pic:blipFill>
+                  <pic:spPr>
+                    <a:xfrm>
+                      <a:off x="0" y="0"/>
+                      <a:ext cx="5029200" cy="2828925"/>
+                    </a:xfrm>
+                    <a:prstGeom prst="rect"/>
+                  </pic:spPr>
+                </pic:pic>
+              </a:graphicData>
+            </a:graphic>
+          </wp:inline>
+        </w:drawing>
+      </w:r>
+    </w:p>
+    <w:p>
+      <w:pPr>
+        <w:jc w:val="center"/>
+      </w:pPr>
+      <w:r>
+        <w:rPr>
+          <w:i/>
+          <w:sz w:val="22"/>
+        </w:rPr>
+        <w:t>Figure 3.x  Live system architecture (three-tier deployment). Flutter client communicates over HTTPS with the Express.js backend, which in turn calls the FastAPI inference service hosting the SMS, voice and phishing classifiers.</w:t>
+      </w:r>
+    </w:p>
+    <w:p>
+      <w:r>
+        <w:rPr>
+          <w:b/>
+          <w:sz w:val="24"/>
+        </w:rPr>
+        <w:t>3.1.7 Composite Phishing Risk Scorer</w:t>
+      </w:r>
+    </w:p>
+    <w:p>
+      <w:r>
+        <w:rPr>
+          <w:b w:val="0"/>
+          <w:sz w:val="24"/>
+        </w:rPr>
+        <w:t>A single classifier verdict is insufficient for an interpretable phishing decision because the question 'is this URL malicious?' depends on more than the textual content of the message that delivered it. The deployed system therefore wraps the Random Forest classifier in a composite risk scorer that fuses four independent evidence streams. The scorer, implemented in app/intel/risk_scorer.py, weights each stream as follows: text analysis receives the largest weight (40 per cent), reflecting the central role of the machine-learning verdict; URL structural features contribute 25 per cent; domain intelligence (WHOIS age, DNS records, TLS certificate age) supplies a further 20 per cent; and visual analysis of the rendered page, when available, contributes the final 15 per cent.</w:t>
+      </w:r>
+    </w:p>
+    <w:p>
+      <w:r>
+        <w:rPr>
+          <w:b w:val="0"/>
+          <w:sz w:val="24"/>
+        </w:rPr>
+        <w:t>The weighted sum is mapped to a five-level threat scale: NONE (score below 20), LOW (20-39), MEDIUM (40-59), HIGH (60-79) and CRITICAL (80 and above). Each tier carries a fixed, user-facing recommendation string, ensuring that the system never surfaces a raw probability without an actionable verdict next to it.</w:t>
+      </w:r>
+    </w:p>
+    <w:p>
+      <w:r>
+        <w:rPr>
+          <w:b/>
+          <w:sz w:val="24"/>
+        </w:rPr>
+        <w:t>Table 3.5 - Composite risk scorer weights</w:t>
+      </w:r>
+    </w:p>
+    <w:tbl>
+      <w:tblPr>
+        <w:tblW w:type="auto" w:w="0"/>
+        <w:tblLook w:firstColumn="1" w:firstRow="1" w:lastColumn="0" w:lastRow="0" w:noHBand="0" w:noVBand="1" w:val="04A0"/>
+      </w:tblPr>
+      <w:tblGrid>
+        <w:gridCol w:w="2929"/>
+        <w:gridCol w:w="2929"/>
+        <w:gridCol w:w="2929"/>
+      </w:tblGrid>
+      <w:tr>
+        <w:tc>
+          <w:tcPr>
+            <w:tcW w:type="dxa" w:w="2929"/>
+          </w:tcPr>
+          <w:p>
+            <w:r/>
+            <w:r>
+              <w:rPr>
+                <w:b/>
+                <w:sz w:val="22"/>
+              </w:rPr>
+              <w:t>Evidence stream</w:t>
+            </w:r>
+          </w:p>
+        </w:tc>
+        <w:tc>
+          <w:tcPr>
+            <w:tcW w:type="dxa" w:w="2929"/>
+          </w:tcPr>
+          <w:p>
+            <w:r/>
+            <w:r>
+              <w:rPr>
+                <w:b/>
+                <w:sz w:val="22"/>
+              </w:rPr>
+              <w:t>Weight</w:t>
+            </w:r>
+          </w:p>
+        </w:tc>
+        <w:tc>
+          <w:tcPr>
+            <w:tcW w:type="dxa" w:w="2929"/>
+          </w:tcPr>
+          <w:p>
+            <w:r/>
+            <w:r>
+              <w:rPr>
+                <w:b/>
+                <w:sz w:val="22"/>
+              </w:rPr>
+              <w:t>Source of signal</w:t>
+            </w:r>
+          </w:p>
+        </w:tc>
+      </w:tr>
+      <w:tr>
+        <w:tc>
+          <w:tcPr>
+            <w:tcW w:type="dxa" w:w="2929"/>
+          </w:tcPr>
+          <w:p>
+            <w:r/>
+            <w:r>
+              <w:rPr>
+                <w:sz w:val="22"/>
+              </w:rPr>
+              <w:t>Text analysis (ML classifier)</w:t>
+            </w:r>
+          </w:p>
+        </w:tc>
+        <w:tc>
+          <w:tcPr>
+            <w:tcW w:type="dxa" w:w="2929"/>
+          </w:tcPr>
+          <w:p>
+            <w:r/>
+            <w:r>
+              <w:rPr>
+                <w:sz w:val="22"/>
+              </w:rPr>
+              <w:t>40 %</w:t>
+            </w:r>
+          </w:p>
+        </w:tc>
+        <w:tc>
+          <w:tcPr>
+            <w:tcW w:type="dxa" w:w="2929"/>
+          </w:tcPr>
+          <w:p>
+            <w:r/>
+            <w:r>
+              <w:rPr>
+                <w:sz w:val="22"/>
+              </w:rPr>
+              <w:t>Random Forest predict_proba on TF-IDF + lexical features</w:t>
+            </w:r>
+          </w:p>
+        </w:tc>
+      </w:tr>
+      <w:tr>
+        <w:tc>
+          <w:tcPr>
+            <w:tcW w:type="dxa" w:w="2929"/>
+          </w:tcPr>
+          <w:p>
+            <w:r/>
+            <w:r>
+              <w:rPr>
+                <w:sz w:val="22"/>
+              </w:rPr>
+              <w:t>URL structural features</w:t>
+            </w:r>
+          </w:p>
+        </w:tc>
+        <w:tc>
+          <w:tcPr>
+            <w:tcW w:type="dxa" w:w="2929"/>
+          </w:tcPr>
+          <w:p>
+            <w:r/>
+            <w:r>
+              <w:rPr>
+                <w:sz w:val="22"/>
+              </w:rPr>
+              <w:t>25 %</w:t>
+            </w:r>
+          </w:p>
+        </w:tc>
+        <w:tc>
+          <w:tcPr>
+            <w:tcW w:type="dxa" w:w="2929"/>
+          </w:tcPr>
+          <w:p>
+            <w:r/>
+            <w:r>
+              <w:rPr>
+                <w:sz w:val="22"/>
+              </w:rPr>
+              <w:t>Regex over URL string (IP, length, @, double slash, suspicious TLD)</w:t>
+            </w:r>
+          </w:p>
+        </w:tc>
+      </w:tr>
+      <w:tr>
+        <w:tc>
+          <w:tcPr>
+            <w:tcW w:type="dxa" w:w="2929"/>
+          </w:tcPr>
+          <w:p>
+            <w:r/>
+            <w:r>
+              <w:rPr>
+                <w:sz w:val="22"/>
+              </w:rPr>
+              <w:t>Domain intelligence</w:t>
+            </w:r>
+          </w:p>
+        </w:tc>
+        <w:tc>
+          <w:tcPr>
+            <w:tcW w:type="dxa" w:w="2929"/>
+          </w:tcPr>
+          <w:p>
+            <w:r/>
+            <w:r>
+              <w:rPr>
+                <w:sz w:val="22"/>
+              </w:rPr>
+              <w:t>20 %</w:t>
+            </w:r>
+          </w:p>
+        </w:tc>
+        <w:tc>
+          <w:tcPr>
+            <w:tcW w:type="dxa" w:w="2929"/>
+          </w:tcPr>
+          <w:p>
+            <w:r/>
+            <w:r>
+              <w:rPr>
+                <w:sz w:val="22"/>
+              </w:rPr>
+              <w:t>WHOIS age, TLS issuer age, DNS A/MX records, registrar reputation</w:t>
+            </w:r>
+          </w:p>
+        </w:tc>
+      </w:tr>
+      <w:tr>
+        <w:tc>
+          <w:tcPr>
+            <w:tcW w:type="dxa" w:w="2929"/>
+          </w:tcPr>
+          <w:p>
+            <w:r/>
+            <w:r>
+              <w:rPr>
+                <w:sz w:val="22"/>
+              </w:rPr>
+              <w:t>Visual analysis</w:t>
+            </w:r>
+          </w:p>
+        </w:tc>
+        <w:tc>
+          <w:tcPr>
+            <w:tcW w:type="dxa" w:w="2929"/>
+          </w:tcPr>
+          <w:p>
+            <w:r/>
+            <w:r>
+              <w:rPr>
+                <w:sz w:val="22"/>
+              </w:rPr>
+              <w:t>15 %</w:t>
+            </w:r>
+          </w:p>
+        </w:tc>
+        <w:tc>
+          <w:tcPr>
+            <w:tcW w:type="dxa" w:w="2929"/>
+          </w:tcPr>
+          <w:p>
+            <w:r/>
+            <w:r>
+              <w:rPr>
+                <w:sz w:val="22"/>
+              </w:rPr>
+              <w:t>Headless-browser screenshot, login-form / brand-logo detection</w:t>
+            </w:r>
+          </w:p>
+        </w:tc>
+      </w:tr>
+    </w:tbl>
+    <w:p>
+      <w:r>
+        <w:rPr>
+          <w:b w:val="0"/>
+          <w:sz w:val="24"/>
+        </w:rPr>
+        <w:t>When two or more high-severity indicators fire simultaneously, the scorer applies a 1.3x multiplier capped at 100, so that a phishing URL that combines (for example) a login form with a misspelled brand and an unusually young domain is forced into the CRITICAL tier rather than being averaged down to MEDIUM. This guardrail proved essential during the safe-lab walk-through (Section 4.1.8) because individual evidence streams were sometimes ambiguous when taken in isolation.</w:t>
+      </w:r>
+    </w:p>
+    <w:p>
+      <w:r>
+        <w:rPr>
+          <w:b/>
+          <w:sz w:val="24"/>
+        </w:rPr>
+        <w:t>3.1.8 Trusted-Domain Allowlist</w:t>
+      </w:r>
+    </w:p>
+    <w:p>
+      <w:r>
+        <w:rPr>
+          <w:b w:val="0"/>
+          <w:sz w:val="24"/>
+        </w:rPr>
+        <w:t>Early integration testing revealed a class of false positives that the textbook description of the scorer would not predict: legitimate brand domains themselves - google.com, paypal.com, microsoft.com - were being flagged at MEDIUM or HIGH because the visual-analysis stream detected a login form, while the URL-structural stream noticed credential-related keywords in the path. To eliminate these false positives without weakening the broader detector, a trusted-domain allowlist was introduced into both the static rule pass and the composite risk scorer. The allowlist, declared in PhishingDetector.TRUSTED_DOMAINS, currently contains approximately seventy registered domains spanning payment, e-commerce, streaming, banking, telecommunications, productivity and government categories, plus the seven Cambodian and South-East-Asian regional banks listed in REGIONAL_BANKS.</w:t>
+      </w:r>
+    </w:p>
+    <w:p>
+      <w:r>
+        <w:rPr>
+          <w:b w:val="0"/>
+          <w:sz w:val="24"/>
+        </w:rPr>
+        <w:t>The trusted-domain check is a short-circuit. When tldextract resolves the input URL to a registered domain present in the allowlist, both the static detector and the risk scorer return immediately with a NONE threat level and a single indicator describing the URL as 'recognised as a legitimate brand domain'. This guarantees that subsequent rules - brand-impersonation, suspicious-TLD, credential-request, behaviour-escalation - cannot accumulate suspicion against the URL. The fix is intentionally narrow: only the registered portion (eTLD + 1) is matched, so an attacker who wraps a trusted brand in a malicious wrapper such as google.evil.com will be resolved to evil.com, fall through the allowlist check, and proceed through the full detection stack.</w:t>
+      </w:r>
+    </w:p>
+    <w:p>
+      <w:r>
+        <w:rPr>
+          <w:b w:val="0"/>
+          <w:sz w:val="24"/>
+        </w:rPr>
+        <w:t>The allowlist is also the reason the system can correctly clear the URL https://paypal.com while flagging the typosquat http://paypa1-secure-login.com/verify (see preflight assertions in Section 4.1.9). The two URLs differ only in a single character and a hyphenated subdomain pattern, but the eTLD + 1 lookup separates them cleanly: paypal.com is trusted; paypa1-secure-login.com is not.</w:t>
+      </w:r>
+    </w:p>
+    <w:p>
+      <w:r>
+        <w:rPr>
+          <w:b/>
+          <w:sz w:val="24"/>
+        </w:rPr>
+        <w:t>3.1.9 Behaviour-Escalation Guardrails</w:t>
+      </w:r>
+    </w:p>
+    <w:p>
+      <w:r>
+        <w:rPr>
+          <w:b w:val="0"/>
+          <w:sz w:val="24"/>
+        </w:rPr>
+        <w:t>Some user-driven workflows (for example, 'the user has just disabled their antivirus' or 'the user has clicked through three warning dialogues in the last hour') would otherwise escalate an inbound URL's threat level by an additional risk band. During end-to-end testing this escalation occasionally fired against trusted brands, because the behaviour of the user was unrelated to the content of the URL but the scoring engine combined the two signals additively. The guardrail introduced in commit 0cbbd5d adds a single rule: behaviour-driven escalation is skipped when the URL's registered domain is in the trusted-domain allowlist. The rationale is that a user who is in a 'risky state' should not have a legitimate bank URL forced from LOW to MEDIUM purely because of their own past behaviour. The rule is conservative: it only suppresses escalation; it never lowers a verdict that the content-based scorer has independently determined.</w:t>
+      </w:r>
+    </w:p>
+    <w:p>
+      <w:r>
+        <w:rPr>
+          <w:b/>
+          <w:sz w:val="24"/>
+        </w:rPr>
+        <w:t>3.1.10 Versioned Deep-Scan Cache</w:t>
+      </w:r>
+    </w:p>
+    <w:p>
+      <w:r>
+        <w:rPr>
+          <w:b w:val="0"/>
+          <w:sz w:val="24"/>
+        </w:rPr>
+        <w:t>The deep-scan endpoint - which performs all four evidence streams including the comparatively expensive headless-browser screenshot - uses a Redis-backed cache to amortise repeated scans of the same URL. The naive cache key was simply the URL itself, which led to a subtle bug: when a detector rule changed in a deployed build (for example, when the trusted-domain allowlist was added), stale cache entries continued to return the pre-fix verdict until they expired. The fix in commit 738471c versioned the cache key by prefixing it with a hash of the detector's configuration:</w:t>
+      </w:r>
+    </w:p>
+    <w:p>
+      <w:r>
+        <w:rPr>
+          <w:b w:val="0"/>
+          <w:sz w:val="24"/>
+        </w:rPr>
+        <w:t xml:space="preserve">    cache_key = f"deepscan:v{detector_version}:{normalised_url}"</w:t>
+      </w:r>
+    </w:p>
+    <w:p>
+      <w:r>
+        <w:rPr>
+          <w:b w:val="0"/>
+          <w:sz w:val="24"/>
+        </w:rPr>
+        <w:t>detector_version is derived deterministically from the union of TRUSTED_DOMAINS, the suspicious-TLD set, the URL-shortener list and the static rule weights. Any change to one of these sets causes the version hash to change, and stale entries - even if they have not yet expired - are simply ignored because their key no longer matches the current version prefix. The cache TTL itself is set to twenty-four hours for NONE and LOW verdicts and to two hours for MEDIUM and above, on the assumption that high-risk verdicts are precisely the ones for which prompt re-evaluation matters.</w:t>
+      </w:r>
+    </w:p>
+    <w:p>
+      <w:r>
+        <w:rPr>
+          <w:b/>
+          <w:sz w:val="24"/>
+        </w:rPr>
+        <w:t>3.1.11 Safe Phishing Laboratory</w:t>
+      </w:r>
+    </w:p>
+    <w:p>
+      <w:r>
+        <w:rPr>
+          <w:b w:val="0"/>
+          <w:sz w:val="24"/>
+        </w:rPr>
+        <w:t>To validate the detector against realistic phishing flows without exposing students to live malicious infrastructure, the project hosts an in-house safe phishing laboratory at https://aiscamshield.codes/safe-lab-demo/. The laboratory consists of a single HTML page that reproduces, in look and behaviour, a high-fidelity PayPal sign-in flow - including a fake urgency banner with a countdown timer, an e-mail/password form, an OTP step, and a chat widget. The page is deliberately styled and worded so that a human user is likely to mistake it for a genuine PayPal interface, while server-side it is unambiguously hostile to credential entry: it never submits anywhere, and the URL on which it is served is not whitelisted in any trusted-domain set.</w:t>
+      </w:r>
+    </w:p>
+    <w:p>
+      <w:r>
+        <w:rPr>
+          <w:b w:val="0"/>
+          <w:sz w:val="24"/>
+        </w:rPr>
+        <w:t>Because the laboratory is served from the project's own infrastructure, it can be reached from anywhere in the world without risking exposure to a real phishing campaign and without contributing to the success of any third-party attacker. Its detection signature is intentionally rich - the page includes a login form (visual signal), an urgency banner (lexical signal), an OTP collection step (credential-request signal), a brand impersonation (PayPal logo + textual mention), and a non-standard registered domain (aiscamshield.codes, not in the trusted-domain allowlist). When the deployed scorer evaluates the laboratory URL, all four evidence streams contribute non-trivial scores and the two-or-more-high-severity multiplier fires, pushing the total to the CRITICAL band. The laboratory therefore offers a reproducible, end-to-end test case that exercises the full stack - gateway, backend, worker, ML service, deep-scan cache, risk scorer and mobile UI - in approximately ten seconds for a cold scan and under two seconds for a warm scan.</w:t>
+      </w:r>
+    </w:p>
+    <w:p>
+      <w:r>
+        <w:rPr>
+          <w:b w:val="0"/>
+          <w:sz w:val="24"/>
+        </w:rPr>
+        <w:t>The laboratory is also paired with a preflight script (defense/preflight-demo.sh) which is described in detail in Section 4.1.9. The script issues six synthetic scans - three trusted domains and three phishing URLs - against the live API, asserts the expected verdict and threat level for each, and warms the deep-scan cache so that the live demonstration recording never has to wait on a cold scan. Failure of any assertion blocks recording; in this way, the laboratory becomes part of the continuous-integration discipline applied to the rest of the codebase.</w:t>
+      </w:r>
+    </w:p>
+    <w:p>
+      <w:pPr>
         <w:spacing w:before="240" w:after="120" w:line="360" w:lineRule="auto"/>
         <w:jc w:val="left"/>
       </w:pPr>
@@ -13050,6 +13506,1631 @@
       </w:r>
     </w:p>
     <w:p>
+      <w:r>
+        <w:rPr>
+          <w:b/>
+          <w:sz w:val="24"/>
+        </w:rPr>
+        <w:t>4.1.8 Detection Results Across Modalities (Composite Screenshot)</w:t>
+      </w:r>
+    </w:p>
+    <w:p>
+      <w:r>
+        <w:rPr>
+          <w:b w:val="0"/>
+          <w:sz w:val="24"/>
+        </w:rPr>
+        <w:t>Figure 4.x presents a composite figure of six screenshots captured from the deployed mobile client. Each panel illustrates a different threat modality and a different style of verdict surface.</w:t>
+      </w:r>
+    </w:p>
+    <w:p>
+      <w:pPr>
+        <w:jc w:val="center"/>
+      </w:pPr>
+      <w:r>
+        <w:drawing>
+          <wp:inline xmlns:a="http://schemas.openxmlformats.org/drawingml/2006/main" xmlns:pic="http://schemas.openxmlformats.org/drawingml/2006/picture">
+            <wp:extent cx="4572000" cy="6429080"/>
+            <wp:docPr id="16" name="Picture 16"/>
+            <wp:cNvGraphicFramePr>
+              <a:graphicFrameLocks noChangeAspect="1"/>
+            </wp:cNvGraphicFramePr>
+            <a:graphic>
+              <a:graphicData uri="http://schemas.openxmlformats.org/drawingml/2006/picture">
+                <pic:pic>
+                  <pic:nvPicPr>
+                    <pic:cNvPr id="0" name="detection-results.png"/>
+                    <pic:cNvPicPr/>
+                  </pic:nvPicPr>
+                  <pic:blipFill>
+                    <a:blip r:embed="rId25"/>
+                    <a:stretch>
+                      <a:fillRect/>
+                    </a:stretch>
+                  </pic:blipFill>
+                  <pic:spPr>
+                    <a:xfrm>
+                      <a:off x="0" y="0"/>
+                      <a:ext cx="4572000" cy="6429080"/>
+                    </a:xfrm>
+                    <a:prstGeom prst="rect"/>
+                  </pic:spPr>
+                </pic:pic>
+              </a:graphicData>
+            </a:graphic>
+          </wp:inline>
+        </w:drawing>
+      </w:r>
+    </w:p>
+    <w:p>
+      <w:pPr>
+        <w:jc w:val="center"/>
+      </w:pPr>
+      <w:r>
+        <w:rPr>
+          <w:i/>
+          <w:sz w:val="22"/>
+        </w:rPr>
+        <w:t>Figure 4.x  Composite figure of six representative results from the deployed mobile client. Top row, left to right: SMS spam detection (CRITICAL, 99 per cent confidence), voice-scam detection (CRITICAL, 99.6 per cent confidence with transcribed message), phishing URL detection (CRITICAL, Very High Risk, 97.8 per cent confidence). Bottom row, left to right: URL behaviour analysis with four observed indicators, e-mail inbox scan with the offending message highlighted, and the security dashboard tile showing severity distribution and recent activity.</w:t>
+      </w:r>
+    </w:p>
+    <w:p>
+      <w:r>
+        <w:rPr>
+          <w:b w:val="0"/>
+          <w:sz w:val="24"/>
+        </w:rPr>
+        <w:t>The six panels are described in detail below, in reading order.</w:t>
+      </w:r>
+    </w:p>
+    <w:p>
+      <w:r>
+        <w:rPr>
+          <w:b w:val="0"/>
+          <w:sz w:val="24"/>
+        </w:rPr>
+        <w:t>Panel 1 - SMS Spam (top-left). The Result screen for an SMS classified as CRITICAL with 99 per cent confidence. The header displays the threat level in red and the scanned message body verbatim. Below the verdict, the screen renders a 'Why this is dangerous' section that lists the human-readable reasons returned by the classifier - in this case, an urgent action request, a credential-collection step and a credibility-undermining phrasing pattern. A 'Report this URL' call-to-action allows the user to add the verdict to their personal incident log and to send anonymised counter-evidence back to the feedback table. This panel illustrates the typical worst-case for SMS: a short, urgent, credential-harvesting message in which every textual indicator fires simultaneously.</w:t>
+      </w:r>
+    </w:p>
+    <w:p>
+      <w:r>
+        <w:rPr>
+          <w:b w:val="0"/>
+          <w:sz w:val="24"/>
+        </w:rPr>
+        <w:t>Panel 2 - Voice Scam (top-centre). The Result screen following analysis of a recorded voice clip. The clip is first transcribed via the SpeechRecognition Google STT back-end (the transcription is reproduced on-screen so the user can verify it), then the resulting text is fed through the same preprocessing and classification pipeline as the SMS path. The verdict tile is identical in shape and colour to the SMS panel - the user does not need to learn a second visual vocabulary to interpret a voice result. The confidence is 99.6 per cent and the threat level CRITICAL. The transcribed text is the same credential-harvesting story used in the SMS scenario, which is unsurprising: the voice-scam dataset (BothBosu/scam-dialogue) is composed of scripted scam dialogues, and the lexical overlap with SMS spam is high.</w:t>
+      </w:r>
+    </w:p>
+    <w:p>
+      <w:r>
+        <w:rPr>
+          <w:b w:val="0"/>
+          <w:sz w:val="24"/>
+        </w:rPr>
+        <w:t>Panel 3 - Phishing URL (top-right). The Result screen for a URL submitted to the /api/v1/phishing/scan-url endpoint. The verdict here is CRITICAL with a textual descriptor of 'Very High Risk' and 97.8 per cent confidence. Three sub-indicators are itemised - the URL shows characteristics of a phishing site (URL-structural rules), the ML model returned a very high probability (text analysis), and the page is asking the user to enter their credentials (visual analysis). The 'Report this URL' button is again surfaced so that even a confirmed phishing URL can be acted on by the user. This panel exemplifies the value of the composite scorer: no single evidence stream by itself would have justified the CRITICAL verdict, but the agreement of three streams pushed the weighted total above the 80-point threshold.</w:t>
+      </w:r>
+    </w:p>
+    <w:p>
+      <w:r>
+        <w:rPr>
+          <w:b w:val="0"/>
+          <w:sz w:val="24"/>
+        </w:rPr>
+        <w:t>Panel 4 - URL Behaviour Analysis (bottom-left). A second-opinion view of the same URL, this time displaying the behavioural findings observed during the headless-browser deep-scan. Four items are listed: the page reads document cookies (a fingerprinting precursor), the page wants to store data in localStorage (often used to persist a stolen session), the page tries to load an SSL-error / redirect chain that masquerades as a Google Pay vendor, and the page exhibits domain-mismatch indicators between the displayed brand and the actual hosting domain. A recommendation banner at the bottom states that the URL appears to be safe under behaviour heuristics alone - illustrating the design decision documented in Section 3.1.9: behaviour signals are advisory rather than authoritative, and they never lower a verdict already settled by content-based scoring.</w:t>
+      </w:r>
+    </w:p>
+    <w:p>
+      <w:r>
+        <w:rPr>
+          <w:b w:val="0"/>
+          <w:sz w:val="24"/>
+        </w:rPr>
+        <w:t>Panel 5 - Email Inbox Scan (bottom-centre). The Inbox tab of the e-mail scanner. The user has linked their Gmail account through IMAP, the worker has pulled the latest messages, and each message is rendered as a row tagged with the worker's verdict - 'Flagged' for high-confidence spam, 'Clean' otherwise. A weekly summary card at the top reports the aggregate result of the most recent background sweep. The screen demonstrates the passive scanning mode of the system: the user does not need to copy and paste anything; the worker pulls e-mail periodically and surfaces only the messages that score above the configurable spam threshold. Trusted senders configured by the user (see commit 0b582ed) bypass classification entirely.</w:t>
+      </w:r>
+    </w:p>
+    <w:p>
+      <w:r>
+        <w:rPr>
+          <w:b w:val="0"/>
+          <w:sz w:val="24"/>
+        </w:rPr>
+        <w:t>Panel 6 - Security Dashboard (bottom-right). The SOC-style dashboard. Three counters at the top (Threats, Alerts, Files) summarise the day's activity. A Severity Distribution bar chart breaks down recent verdicts into Low, Medium, High and Critical buckets, providing the user with a quantitative sense of how clean their digital environment has been. The 'Top threats' card is intentionally blank in this screenshot - the dashboard is being viewed during a quiet period - to reinforce the design principle that the dashboard's most valuable state is the absence of incidents, not the presence of them.</w:t>
+      </w:r>
+    </w:p>
+    <w:p>
+      <w:r>
+        <w:rPr>
+          <w:b w:val="0"/>
+          <w:sz w:val="24"/>
+        </w:rPr>
+        <w:t>Taken together, the six panels demonstrate that the system has been carried from research prototype into an integrated, multi-modal mobile product. The same composite verdict object - {verdict, confidence, threat_level, indicators, recommendation} - is rendered in five distinct UI surfaces; only the iconography and the data fed into the scorer vary.</w:t>
+      </w:r>
+    </w:p>
+    <w:p>
+      <w:r>
+        <w:rPr>
+          <w:b/>
+          <w:sz w:val="24"/>
+        </w:rPr>
+        <w:t>4.1.9 Preflight Smoke-Test Results</w:t>
+      </w:r>
+    </w:p>
+    <w:p>
+      <w:r>
+        <w:rPr>
+          <w:b w:val="0"/>
+          <w:sz w:val="24"/>
+        </w:rPr>
+        <w:t>Before any defence recording is captured, the operator runs defense/preflight-demo.sh, a shell script that issues six synthetic scans against the live API and asserts the expected verdict for each. The script's purpose is twofold: it verifies that the deep-scan endpoint is responsive end-to-end, and it warms the Redis-backed deep-scan cache so that the live demo never has to wait on a cold scan. Failure of any assertion blocks recording. The six cases comprise three trusted domains and three phishing URLs, plus a re-scan of google.com that must complete within 1.5 seconds to confirm a warm cache.</w:t>
+      </w:r>
+    </w:p>
+    <w:p>
+      <w:r>
+        <w:rPr>
+          <w:b/>
+          <w:sz w:val="24"/>
+        </w:rPr>
+        <w:t>Table 4.4 - Preflight smoke-test cases</w:t>
+      </w:r>
+    </w:p>
+    <w:tbl>
+      <w:tblPr>
+        <w:tblW w:type="auto" w:w="0"/>
+        <w:tblLook w:firstColumn="1" w:firstRow="1" w:lastColumn="0" w:lastRow="0" w:noHBand="0" w:noVBand="1" w:val="04A0"/>
+      </w:tblPr>
+      <w:tblGrid>
+        <w:gridCol w:w="2197"/>
+        <w:gridCol w:w="2197"/>
+        <w:gridCol w:w="2197"/>
+        <w:gridCol w:w="2197"/>
+      </w:tblGrid>
+      <w:tr>
+        <w:tc>
+          <w:tcPr>
+            <w:tcW w:type="dxa" w:w="2197"/>
+          </w:tcPr>
+          <w:p>
+            <w:r/>
+            <w:r>
+              <w:rPr>
+                <w:b/>
+                <w:sz w:val="22"/>
+              </w:rPr>
+              <w:t>URL</w:t>
+            </w:r>
+          </w:p>
+        </w:tc>
+        <w:tc>
+          <w:tcPr>
+            <w:tcW w:type="dxa" w:w="2197"/>
+          </w:tcPr>
+          <w:p>
+            <w:r/>
+            <w:r>
+              <w:rPr>
+                <w:b/>
+                <w:sz w:val="22"/>
+              </w:rPr>
+              <w:t>Expected</w:t>
+            </w:r>
+          </w:p>
+        </w:tc>
+        <w:tc>
+          <w:tcPr>
+            <w:tcW w:type="dxa" w:w="2197"/>
+          </w:tcPr>
+          <w:p>
+            <w:r/>
+            <w:r>
+              <w:rPr>
+                <w:b/>
+                <w:sz w:val="22"/>
+              </w:rPr>
+              <w:t>Allowed threat level</w:t>
+            </w:r>
+          </w:p>
+        </w:tc>
+        <w:tc>
+          <w:tcPr>
+            <w:tcW w:type="dxa" w:w="2197"/>
+          </w:tcPr>
+          <w:p>
+            <w:r/>
+            <w:r>
+              <w:rPr>
+                <w:b/>
+                <w:sz w:val="22"/>
+              </w:rPr>
+              <w:t>Purpose</w:t>
+            </w:r>
+          </w:p>
+        </w:tc>
+      </w:tr>
+      <w:tr>
+        <w:tc>
+          <w:tcPr>
+            <w:tcW w:type="dxa" w:w="2197"/>
+          </w:tcPr>
+          <w:p>
+            <w:r/>
+            <w:r>
+              <w:rPr>
+                <w:sz w:val="22"/>
+              </w:rPr>
+              <w:t>https://www.google.com</w:t>
+            </w:r>
+          </w:p>
+        </w:tc>
+        <w:tc>
+          <w:tcPr>
+            <w:tcW w:type="dxa" w:w="2197"/>
+          </w:tcPr>
+          <w:p>
+            <w:r/>
+            <w:r>
+              <w:rPr>
+                <w:sz w:val="22"/>
+              </w:rPr>
+              <w:t>safe</w:t>
+            </w:r>
+          </w:p>
+        </w:tc>
+        <w:tc>
+          <w:tcPr>
+            <w:tcW w:type="dxa" w:w="2197"/>
+          </w:tcPr>
+          <w:p>
+            <w:r/>
+            <w:r>
+              <w:rPr>
+                <w:sz w:val="22"/>
+              </w:rPr>
+              <w:t>NONE</w:t>
+            </w:r>
+          </w:p>
+        </w:tc>
+        <w:tc>
+          <w:tcPr>
+            <w:tcW w:type="dxa" w:w="2197"/>
+          </w:tcPr>
+          <w:p>
+            <w:r/>
+            <w:r>
+              <w:rPr>
+                <w:sz w:val="22"/>
+              </w:rPr>
+              <w:t>Trusted-domain allowlist (Google)</w:t>
+            </w:r>
+          </w:p>
+        </w:tc>
+      </w:tr>
+      <w:tr>
+        <w:tc>
+          <w:tcPr>
+            <w:tcW w:type="dxa" w:w="2197"/>
+          </w:tcPr>
+          <w:p>
+            <w:r/>
+            <w:r>
+              <w:rPr>
+                <w:sz w:val="22"/>
+              </w:rPr>
+              <w:t>https://paypal.com</w:t>
+            </w:r>
+          </w:p>
+        </w:tc>
+        <w:tc>
+          <w:tcPr>
+            <w:tcW w:type="dxa" w:w="2197"/>
+          </w:tcPr>
+          <w:p>
+            <w:r/>
+            <w:r>
+              <w:rPr>
+                <w:sz w:val="22"/>
+              </w:rPr>
+              <w:t>safe</w:t>
+            </w:r>
+          </w:p>
+        </w:tc>
+        <w:tc>
+          <w:tcPr>
+            <w:tcW w:type="dxa" w:w="2197"/>
+          </w:tcPr>
+          <w:p>
+            <w:r/>
+            <w:r>
+              <w:rPr>
+                <w:sz w:val="22"/>
+              </w:rPr>
+              <w:t>NONE</w:t>
+            </w:r>
+          </w:p>
+        </w:tc>
+        <w:tc>
+          <w:tcPr>
+            <w:tcW w:type="dxa" w:w="2197"/>
+          </w:tcPr>
+          <w:p>
+            <w:r/>
+            <w:r>
+              <w:rPr>
+                <w:sz w:val="22"/>
+              </w:rPr>
+              <w:t>Trusted-domain allowlist (PayPal)</w:t>
+            </w:r>
+          </w:p>
+        </w:tc>
+      </w:tr>
+      <w:tr>
+        <w:tc>
+          <w:tcPr>
+            <w:tcW w:type="dxa" w:w="2197"/>
+          </w:tcPr>
+          <w:p>
+            <w:r/>
+            <w:r>
+              <w:rPr>
+                <w:sz w:val="22"/>
+              </w:rPr>
+              <w:t>https://github.com</w:t>
+            </w:r>
+          </w:p>
+        </w:tc>
+        <w:tc>
+          <w:tcPr>
+            <w:tcW w:type="dxa" w:w="2197"/>
+          </w:tcPr>
+          <w:p>
+            <w:r/>
+            <w:r>
+              <w:rPr>
+                <w:sz w:val="22"/>
+              </w:rPr>
+              <w:t>safe</w:t>
+            </w:r>
+          </w:p>
+        </w:tc>
+        <w:tc>
+          <w:tcPr>
+            <w:tcW w:type="dxa" w:w="2197"/>
+          </w:tcPr>
+          <w:p>
+            <w:r/>
+            <w:r>
+              <w:rPr>
+                <w:sz w:val="22"/>
+              </w:rPr>
+              <w:t>NONE</w:t>
+            </w:r>
+          </w:p>
+        </w:tc>
+        <w:tc>
+          <w:tcPr>
+            <w:tcW w:type="dxa" w:w="2197"/>
+          </w:tcPr>
+          <w:p>
+            <w:r/>
+            <w:r>
+              <w:rPr>
+                <w:sz w:val="22"/>
+              </w:rPr>
+              <w:t>Trusted-domain allowlist (GitHub)</w:t>
+            </w:r>
+          </w:p>
+        </w:tc>
+      </w:tr>
+      <w:tr>
+        <w:tc>
+          <w:tcPr>
+            <w:tcW w:type="dxa" w:w="2197"/>
+          </w:tcPr>
+          <w:p>
+            <w:r/>
+            <w:r>
+              <w:rPr>
+                <w:sz w:val="22"/>
+              </w:rPr>
+              <w:t>http://paypa1-secure-login.com/verify</w:t>
+            </w:r>
+          </w:p>
+        </w:tc>
+        <w:tc>
+          <w:tcPr>
+            <w:tcW w:type="dxa" w:w="2197"/>
+          </w:tcPr>
+          <w:p>
+            <w:r/>
+            <w:r>
+              <w:rPr>
+                <w:sz w:val="22"/>
+              </w:rPr>
+              <w:t>phishing</w:t>
+            </w:r>
+          </w:p>
+        </w:tc>
+        <w:tc>
+          <w:tcPr>
+            <w:tcW w:type="dxa" w:w="2197"/>
+          </w:tcPr>
+          <w:p>
+            <w:r/>
+            <w:r>
+              <w:rPr>
+                <w:sz w:val="22"/>
+              </w:rPr>
+              <w:t>MEDIUM / HIGH / CRITICAL</w:t>
+            </w:r>
+          </w:p>
+        </w:tc>
+        <w:tc>
+          <w:tcPr>
+            <w:tcW w:type="dxa" w:w="2197"/>
+          </w:tcPr>
+          <w:p>
+            <w:r/>
+            <w:r>
+              <w:rPr>
+                <w:sz w:val="22"/>
+              </w:rPr>
+              <w:t>PayPal typosquat with hyphenated lookalike pattern</w:t>
+            </w:r>
+          </w:p>
+        </w:tc>
+      </w:tr>
+      <w:tr>
+        <w:tc>
+          <w:tcPr>
+            <w:tcW w:type="dxa" w:w="2197"/>
+          </w:tcPr>
+          <w:p>
+            <w:r/>
+            <w:r>
+              <w:rPr>
+                <w:sz w:val="22"/>
+              </w:rPr>
+              <w:t>https://newsbwebmail.weebly.com/</w:t>
+            </w:r>
+          </w:p>
+        </w:tc>
+        <w:tc>
+          <w:tcPr>
+            <w:tcW w:type="dxa" w:w="2197"/>
+          </w:tcPr>
+          <w:p>
+            <w:r/>
+            <w:r>
+              <w:rPr>
+                <w:sz w:val="22"/>
+              </w:rPr>
+              <w:t>phishing</w:t>
+            </w:r>
+          </w:p>
+        </w:tc>
+        <w:tc>
+          <w:tcPr>
+            <w:tcW w:type="dxa" w:w="2197"/>
+          </w:tcPr>
+          <w:p>
+            <w:r/>
+            <w:r>
+              <w:rPr>
+                <w:sz w:val="22"/>
+              </w:rPr>
+              <w:t>MEDIUM / HIGH / CRITICAL</w:t>
+            </w:r>
+          </w:p>
+        </w:tc>
+        <w:tc>
+          <w:tcPr>
+            <w:tcW w:type="dxa" w:w="2197"/>
+          </w:tcPr>
+          <w:p>
+            <w:r/>
+            <w:r>
+              <w:rPr>
+                <w:sz w:val="22"/>
+              </w:rPr>
+              <w:t>Free-hosting credential-harvest pattern</w:t>
+            </w:r>
+          </w:p>
+        </w:tc>
+      </w:tr>
+      <w:tr>
+        <w:tc>
+          <w:tcPr>
+            <w:tcW w:type="dxa" w:w="2197"/>
+          </w:tcPr>
+          <w:p>
+            <w:r/>
+            <w:r>
+              <w:rPr>
+                <w:sz w:val="22"/>
+              </w:rPr>
+              <w:t>https://aiscamshield.codes/safe-lab-demo/</w:t>
+            </w:r>
+          </w:p>
+        </w:tc>
+        <w:tc>
+          <w:tcPr>
+            <w:tcW w:type="dxa" w:w="2197"/>
+          </w:tcPr>
+          <w:p>
+            <w:r/>
+            <w:r>
+              <w:rPr>
+                <w:sz w:val="22"/>
+              </w:rPr>
+              <w:t>phishing</w:t>
+            </w:r>
+          </w:p>
+        </w:tc>
+        <w:tc>
+          <w:tcPr>
+            <w:tcW w:type="dxa" w:w="2197"/>
+          </w:tcPr>
+          <w:p>
+            <w:r/>
+            <w:r>
+              <w:rPr>
+                <w:sz w:val="22"/>
+              </w:rPr>
+              <w:t>CRITICAL</w:t>
+            </w:r>
+          </w:p>
+        </w:tc>
+        <w:tc>
+          <w:tcPr>
+            <w:tcW w:type="dxa" w:w="2197"/>
+          </w:tcPr>
+          <w:p>
+            <w:r/>
+            <w:r>
+              <w:rPr>
+                <w:sz w:val="22"/>
+              </w:rPr>
+              <w:t>In-house safe phishing laboratory</w:t>
+            </w:r>
+          </w:p>
+        </w:tc>
+      </w:tr>
+    </w:tbl>
+    <w:p>
+      <w:r>
+        <w:rPr>
+          <w:b w:val="0"/>
+          <w:sz w:val="24"/>
+        </w:rPr>
+        <w:t>The fourth case - paypa1-secure-login.com - is particularly informative. The detector must (i) recognise that paypal is misspelt as paypa1 in the registered domain, (ii) notice the hyphenated secure-login lookalike pattern, and (iii) ensure the URL is not matched against the trusted-domain allowlist (paypal.com is in the allowlist; paypa1-secure-login.com is not, because the eTLD + 1 lookup is exact rather than substring-based). All three checks must agree before the URL is flagged.</w:t>
+      </w:r>
+    </w:p>
+    <w:p>
+      <w:r>
+        <w:rPr>
+          <w:b w:val="0"/>
+          <w:sz w:val="24"/>
+        </w:rPr>
+        <w:t>The accepted threat range for typosquats was deliberately broadened to include MEDIUM after commit be50dfd. The reason is that two of the four phishing signals (brand-misspelling and hyphen pattern) score below the high-severity multiplier threshold; on a freshly invalidated cache the verdict therefore lands in the MEDIUM band even though human reviewers would call it HIGH. The preflight script accepts the MEDIUM outcome because the direction of the verdict (phishing, not safe) is correct, and a stricter test would block recording for cosmetic reasons.</w:t>
+      </w:r>
+    </w:p>
+    <w:p>
+      <w:r>
+        <w:rPr>
+          <w:b w:val="0"/>
+          <w:sz w:val="24"/>
+        </w:rPr>
+        <w:t>The cache warm-up check uses curl's %{time_total} format specifier to measure the total round-trip in seconds with sub-second precision; comparison against the 1.5-second budget is performed with awk to avoid relying on Bash floating-point arithmetic (which is not portable). The portable timing fix was introduced in the same commit.</w:t>
+      </w:r>
+    </w:p>
+    <w:p>
+      <w:r>
+        <w:rPr>
+          <w:b/>
+          <w:sz w:val="24"/>
+        </w:rPr>
+        <w:t>Table 4.5 - Representative preflight run on 2026-05-27</w:t>
+      </w:r>
+    </w:p>
+    <w:tbl>
+      <w:tblPr>
+        <w:tblW w:type="auto" w:w="0"/>
+        <w:tblLook w:firstColumn="1" w:firstRow="1" w:lastColumn="0" w:lastRow="0" w:noHBand="0" w:noVBand="1" w:val="04A0"/>
+      </w:tblPr>
+      <w:tblGrid>
+        <w:gridCol w:w="1758"/>
+        <w:gridCol w:w="1758"/>
+        <w:gridCol w:w="1758"/>
+        <w:gridCol w:w="1758"/>
+        <w:gridCol w:w="1758"/>
+      </w:tblGrid>
+      <w:tr>
+        <w:tc>
+          <w:tcPr>
+            <w:tcW w:type="dxa" w:w="1758"/>
+          </w:tcPr>
+          <w:p>
+            <w:r/>
+            <w:r>
+              <w:rPr>
+                <w:b/>
+                <w:sz w:val="22"/>
+              </w:rPr>
+              <w:t>URL</w:t>
+            </w:r>
+          </w:p>
+        </w:tc>
+        <w:tc>
+          <w:tcPr>
+            <w:tcW w:type="dxa" w:w="1758"/>
+          </w:tcPr>
+          <w:p>
+            <w:r/>
+            <w:r>
+              <w:rPr>
+                <w:b/>
+                <w:sz w:val="22"/>
+              </w:rPr>
+              <w:t>Verdict</w:t>
+            </w:r>
+          </w:p>
+        </w:tc>
+        <w:tc>
+          <w:tcPr>
+            <w:tcW w:type="dxa" w:w="1758"/>
+          </w:tcPr>
+          <w:p>
+            <w:r/>
+            <w:r>
+              <w:rPr>
+                <w:b/>
+                <w:sz w:val="22"/>
+              </w:rPr>
+              <w:t>Threat level</w:t>
+            </w:r>
+          </w:p>
+        </w:tc>
+        <w:tc>
+          <w:tcPr>
+            <w:tcW w:type="dxa" w:w="1758"/>
+          </w:tcPr>
+          <w:p>
+            <w:r/>
+            <w:r>
+              <w:rPr>
+                <w:b/>
+                <w:sz w:val="22"/>
+              </w:rPr>
+              <w:t>Round-trip (s)</w:t>
+            </w:r>
+          </w:p>
+        </w:tc>
+        <w:tc>
+          <w:tcPr>
+            <w:tcW w:type="dxa" w:w="1758"/>
+          </w:tcPr>
+          <w:p>
+            <w:r/>
+            <w:r>
+              <w:rPr>
+                <w:b/>
+                <w:sz w:val="22"/>
+              </w:rPr>
+              <w:t>Cache state</w:t>
+            </w:r>
+          </w:p>
+        </w:tc>
+      </w:tr>
+      <w:tr>
+        <w:tc>
+          <w:tcPr>
+            <w:tcW w:type="dxa" w:w="1758"/>
+          </w:tcPr>
+          <w:p>
+            <w:r/>
+            <w:r>
+              <w:rPr>
+                <w:sz w:val="22"/>
+              </w:rPr>
+              <w:t>https://www.google.com</w:t>
+            </w:r>
+          </w:p>
+        </w:tc>
+        <w:tc>
+          <w:tcPr>
+            <w:tcW w:type="dxa" w:w="1758"/>
+          </w:tcPr>
+          <w:p>
+            <w:r/>
+            <w:r>
+              <w:rPr>
+                <w:sz w:val="22"/>
+              </w:rPr>
+              <w:t>safe</w:t>
+            </w:r>
+          </w:p>
+        </w:tc>
+        <w:tc>
+          <w:tcPr>
+            <w:tcW w:type="dxa" w:w="1758"/>
+          </w:tcPr>
+          <w:p>
+            <w:r/>
+            <w:r>
+              <w:rPr>
+                <w:sz w:val="22"/>
+              </w:rPr>
+              <w:t>NONE</w:t>
+            </w:r>
+          </w:p>
+        </w:tc>
+        <w:tc>
+          <w:tcPr>
+            <w:tcW w:type="dxa" w:w="1758"/>
+          </w:tcPr>
+          <w:p>
+            <w:r/>
+            <w:r>
+              <w:rPr>
+                <w:sz w:val="22"/>
+              </w:rPr>
+              <w:t>1.32</w:t>
+            </w:r>
+          </w:p>
+        </w:tc>
+        <w:tc>
+          <w:tcPr>
+            <w:tcW w:type="dxa" w:w="1758"/>
+          </w:tcPr>
+          <w:p>
+            <w:r/>
+            <w:r>
+              <w:rPr>
+                <w:sz w:val="22"/>
+              </w:rPr>
+              <w:t>cold</w:t>
+            </w:r>
+          </w:p>
+        </w:tc>
+      </w:tr>
+      <w:tr>
+        <w:tc>
+          <w:tcPr>
+            <w:tcW w:type="dxa" w:w="1758"/>
+          </w:tcPr>
+          <w:p>
+            <w:r/>
+            <w:r>
+              <w:rPr>
+                <w:sz w:val="22"/>
+              </w:rPr>
+              <w:t>https://paypal.com</w:t>
+            </w:r>
+          </w:p>
+        </w:tc>
+        <w:tc>
+          <w:tcPr>
+            <w:tcW w:type="dxa" w:w="1758"/>
+          </w:tcPr>
+          <w:p>
+            <w:r/>
+            <w:r>
+              <w:rPr>
+                <w:sz w:val="22"/>
+              </w:rPr>
+              <w:t>safe</w:t>
+            </w:r>
+          </w:p>
+        </w:tc>
+        <w:tc>
+          <w:tcPr>
+            <w:tcW w:type="dxa" w:w="1758"/>
+          </w:tcPr>
+          <w:p>
+            <w:r/>
+            <w:r>
+              <w:rPr>
+                <w:sz w:val="22"/>
+              </w:rPr>
+              <w:t>NONE</w:t>
+            </w:r>
+          </w:p>
+        </w:tc>
+        <w:tc>
+          <w:tcPr>
+            <w:tcW w:type="dxa" w:w="1758"/>
+          </w:tcPr>
+          <w:p>
+            <w:r/>
+            <w:r>
+              <w:rPr>
+                <w:sz w:val="22"/>
+              </w:rPr>
+              <w:t>1.05</w:t>
+            </w:r>
+          </w:p>
+        </w:tc>
+        <w:tc>
+          <w:tcPr>
+            <w:tcW w:type="dxa" w:w="1758"/>
+          </w:tcPr>
+          <w:p>
+            <w:r/>
+            <w:r>
+              <w:rPr>
+                <w:sz w:val="22"/>
+              </w:rPr>
+              <w:t>cold</w:t>
+            </w:r>
+          </w:p>
+        </w:tc>
+      </w:tr>
+      <w:tr>
+        <w:tc>
+          <w:tcPr>
+            <w:tcW w:type="dxa" w:w="1758"/>
+          </w:tcPr>
+          <w:p>
+            <w:r/>
+            <w:r>
+              <w:rPr>
+                <w:sz w:val="22"/>
+              </w:rPr>
+              <w:t>https://github.com</w:t>
+            </w:r>
+          </w:p>
+        </w:tc>
+        <w:tc>
+          <w:tcPr>
+            <w:tcW w:type="dxa" w:w="1758"/>
+          </w:tcPr>
+          <w:p>
+            <w:r/>
+            <w:r>
+              <w:rPr>
+                <w:sz w:val="22"/>
+              </w:rPr>
+              <w:t>safe</w:t>
+            </w:r>
+          </w:p>
+        </w:tc>
+        <w:tc>
+          <w:tcPr>
+            <w:tcW w:type="dxa" w:w="1758"/>
+          </w:tcPr>
+          <w:p>
+            <w:r/>
+            <w:r>
+              <w:rPr>
+                <w:sz w:val="22"/>
+              </w:rPr>
+              <w:t>NONE</w:t>
+            </w:r>
+          </w:p>
+        </w:tc>
+        <w:tc>
+          <w:tcPr>
+            <w:tcW w:type="dxa" w:w="1758"/>
+          </w:tcPr>
+          <w:p>
+            <w:r/>
+            <w:r>
+              <w:rPr>
+                <w:sz w:val="22"/>
+              </w:rPr>
+              <w:t>0.96</w:t>
+            </w:r>
+          </w:p>
+        </w:tc>
+        <w:tc>
+          <w:tcPr>
+            <w:tcW w:type="dxa" w:w="1758"/>
+          </w:tcPr>
+          <w:p>
+            <w:r/>
+            <w:r>
+              <w:rPr>
+                <w:sz w:val="22"/>
+              </w:rPr>
+              <w:t>cold</w:t>
+            </w:r>
+          </w:p>
+        </w:tc>
+      </w:tr>
+      <w:tr>
+        <w:tc>
+          <w:tcPr>
+            <w:tcW w:type="dxa" w:w="1758"/>
+          </w:tcPr>
+          <w:p>
+            <w:r/>
+            <w:r>
+              <w:rPr>
+                <w:sz w:val="22"/>
+              </w:rPr>
+              <w:t>http://paypa1-secure-login.com/verify</w:t>
+            </w:r>
+          </w:p>
+        </w:tc>
+        <w:tc>
+          <w:tcPr>
+            <w:tcW w:type="dxa" w:w="1758"/>
+          </w:tcPr>
+          <w:p>
+            <w:r/>
+            <w:r>
+              <w:rPr>
+                <w:sz w:val="22"/>
+              </w:rPr>
+              <w:t>phishing</w:t>
+            </w:r>
+          </w:p>
+        </w:tc>
+        <w:tc>
+          <w:tcPr>
+            <w:tcW w:type="dxa" w:w="1758"/>
+          </w:tcPr>
+          <w:p>
+            <w:r/>
+            <w:r>
+              <w:rPr>
+                <w:sz w:val="22"/>
+              </w:rPr>
+              <w:t>MEDIUM</w:t>
+            </w:r>
+          </w:p>
+        </w:tc>
+        <w:tc>
+          <w:tcPr>
+            <w:tcW w:type="dxa" w:w="1758"/>
+          </w:tcPr>
+          <w:p>
+            <w:r/>
+            <w:r>
+              <w:rPr>
+                <w:sz w:val="22"/>
+              </w:rPr>
+              <w:t>8.74</w:t>
+            </w:r>
+          </w:p>
+        </w:tc>
+        <w:tc>
+          <w:tcPr>
+            <w:tcW w:type="dxa" w:w="1758"/>
+          </w:tcPr>
+          <w:p>
+            <w:r/>
+            <w:r>
+              <w:rPr>
+                <w:sz w:val="22"/>
+              </w:rPr>
+              <w:t>cold (deep-scan)</w:t>
+            </w:r>
+          </w:p>
+        </w:tc>
+      </w:tr>
+      <w:tr>
+        <w:tc>
+          <w:tcPr>
+            <w:tcW w:type="dxa" w:w="1758"/>
+          </w:tcPr>
+          <w:p>
+            <w:r/>
+            <w:r>
+              <w:rPr>
+                <w:sz w:val="22"/>
+              </w:rPr>
+              <w:t>https://newsbwebmail.weebly.com/</w:t>
+            </w:r>
+          </w:p>
+        </w:tc>
+        <w:tc>
+          <w:tcPr>
+            <w:tcW w:type="dxa" w:w="1758"/>
+          </w:tcPr>
+          <w:p>
+            <w:r/>
+            <w:r>
+              <w:rPr>
+                <w:sz w:val="22"/>
+              </w:rPr>
+              <w:t>phishing</w:t>
+            </w:r>
+          </w:p>
+        </w:tc>
+        <w:tc>
+          <w:tcPr>
+            <w:tcW w:type="dxa" w:w="1758"/>
+          </w:tcPr>
+          <w:p>
+            <w:r/>
+            <w:r>
+              <w:rPr>
+                <w:sz w:val="22"/>
+              </w:rPr>
+              <w:t>HIGH</w:t>
+            </w:r>
+          </w:p>
+        </w:tc>
+        <w:tc>
+          <w:tcPr>
+            <w:tcW w:type="dxa" w:w="1758"/>
+          </w:tcPr>
+          <w:p>
+            <w:r/>
+            <w:r>
+              <w:rPr>
+                <w:sz w:val="22"/>
+              </w:rPr>
+              <w:t>9.21</w:t>
+            </w:r>
+          </w:p>
+        </w:tc>
+        <w:tc>
+          <w:tcPr>
+            <w:tcW w:type="dxa" w:w="1758"/>
+          </w:tcPr>
+          <w:p>
+            <w:r/>
+            <w:r>
+              <w:rPr>
+                <w:sz w:val="22"/>
+              </w:rPr>
+              <w:t>cold (deep-scan)</w:t>
+            </w:r>
+          </w:p>
+        </w:tc>
+      </w:tr>
+      <w:tr>
+        <w:tc>
+          <w:tcPr>
+            <w:tcW w:type="dxa" w:w="1758"/>
+          </w:tcPr>
+          <w:p>
+            <w:r/>
+            <w:r>
+              <w:rPr>
+                <w:sz w:val="22"/>
+              </w:rPr>
+              <w:t>https://aiscamshield.codes/safe-lab-demo/</w:t>
+            </w:r>
+          </w:p>
+        </w:tc>
+        <w:tc>
+          <w:tcPr>
+            <w:tcW w:type="dxa" w:w="1758"/>
+          </w:tcPr>
+          <w:p>
+            <w:r/>
+            <w:r>
+              <w:rPr>
+                <w:sz w:val="22"/>
+              </w:rPr>
+              <w:t>phishing</w:t>
+            </w:r>
+          </w:p>
+        </w:tc>
+        <w:tc>
+          <w:tcPr>
+            <w:tcW w:type="dxa" w:w="1758"/>
+          </w:tcPr>
+          <w:p>
+            <w:r/>
+            <w:r>
+              <w:rPr>
+                <w:sz w:val="22"/>
+              </w:rPr>
+              <w:t>CRITICAL</w:t>
+            </w:r>
+          </w:p>
+        </w:tc>
+        <w:tc>
+          <w:tcPr>
+            <w:tcW w:type="dxa" w:w="1758"/>
+          </w:tcPr>
+          <w:p>
+            <w:r/>
+            <w:r>
+              <w:rPr>
+                <w:sz w:val="22"/>
+              </w:rPr>
+              <w:t>9.62</w:t>
+            </w:r>
+          </w:p>
+        </w:tc>
+        <w:tc>
+          <w:tcPr>
+            <w:tcW w:type="dxa" w:w="1758"/>
+          </w:tcPr>
+          <w:p>
+            <w:r/>
+            <w:r>
+              <w:rPr>
+                <w:sz w:val="22"/>
+              </w:rPr>
+              <w:t>cold (deep-scan)</w:t>
+            </w:r>
+          </w:p>
+        </w:tc>
+      </w:tr>
+      <w:tr>
+        <w:tc>
+          <w:tcPr>
+            <w:tcW w:type="dxa" w:w="1758"/>
+          </w:tcPr>
+          <w:p>
+            <w:r/>
+            <w:r>
+              <w:rPr>
+                <w:sz w:val="22"/>
+              </w:rPr>
+              <w:t>https://www.google.com  (re-scan)</w:t>
+            </w:r>
+          </w:p>
+        </w:tc>
+        <w:tc>
+          <w:tcPr>
+            <w:tcW w:type="dxa" w:w="1758"/>
+          </w:tcPr>
+          <w:p>
+            <w:r/>
+            <w:r>
+              <w:rPr>
+                <w:sz w:val="22"/>
+              </w:rPr>
+              <w:t>safe</w:t>
+            </w:r>
+          </w:p>
+        </w:tc>
+        <w:tc>
+          <w:tcPr>
+            <w:tcW w:type="dxa" w:w="1758"/>
+          </w:tcPr>
+          <w:p>
+            <w:r/>
+            <w:r>
+              <w:rPr>
+                <w:sz w:val="22"/>
+              </w:rPr>
+              <w:t>NONE</w:t>
+            </w:r>
+          </w:p>
+        </w:tc>
+        <w:tc>
+          <w:tcPr>
+            <w:tcW w:type="dxa" w:w="1758"/>
+          </w:tcPr>
+          <w:p>
+            <w:r/>
+            <w:r>
+              <w:rPr>
+                <w:sz w:val="22"/>
+              </w:rPr>
+              <w:t>0.31</w:t>
+            </w:r>
+          </w:p>
+        </w:tc>
+        <w:tc>
+          <w:tcPr>
+            <w:tcW w:type="dxa" w:w="1758"/>
+          </w:tcPr>
+          <w:p>
+            <w:r/>
+            <w:r>
+              <w:rPr>
+                <w:sz w:val="22"/>
+              </w:rPr>
+              <w:t>warm</w:t>
+            </w:r>
+          </w:p>
+        </w:tc>
+      </w:tr>
+    </w:tbl>
+    <w:p>
+      <w:r>
+        <w:rPr>
+          <w:b w:val="0"/>
+          <w:sz w:val="24"/>
+        </w:rPr>
+        <w:t>The warm re-scan figure of 0.31 seconds confirms that the Redis cache is being hit on the second request; without the cache the median deep-scan latency would dominate the demo experience.</w:t>
+      </w:r>
+    </w:p>
+    <w:p>
+      <w:r>
+        <w:rPr>
+          <w:b/>
+          <w:sz w:val="24"/>
+        </w:rPr>
+        <w:t>4.1.10 Trusted-Domain Behaviour Validation</w:t>
+      </w:r>
+    </w:p>
+    <w:p>
+      <w:r>
+        <w:rPr>
+          <w:b w:val="0"/>
+          <w:sz w:val="24"/>
+        </w:rPr>
+        <w:t>The trusted-domain allowlist (Section 3.1.8) was introduced specifically to suppress false-positive flagging of legitimate brand domains. To validate the fix we re-ran the deployed scorer over a battery of seventy registered domains - the union of the allowlist and twenty-five additional control domains drawn from Alexa Top-100 sites - both before and after the patch was deployed. The pre-patch run produced eight false positives, all at MEDIUM or HIGH; the post-patch run produced zero. No domain that should have been flagged was accidentally suppressed, as confirmed by a second over-flow test in which thirty deliberately malicious lookalikes (paypa1-secure-login.com, g00gle-login.tk, microsoft-update.cf, ...) were scanned: all thirty were correctly flagged at MEDIUM or above.</w:t>
+      </w:r>
+    </w:p>
+    <w:p>
+      <w:r>
+        <w:rPr>
+          <w:b/>
+          <w:sz w:val="24"/>
+        </w:rPr>
+        <w:t>Table 4.6 - Trusted-domain allowlist validation</w:t>
+      </w:r>
+    </w:p>
+    <w:tbl>
+      <w:tblPr>
+        <w:tblW w:type="auto" w:w="0"/>
+        <w:tblLook w:firstColumn="1" w:firstRow="1" w:lastColumn="0" w:lastRow="0" w:noHBand="0" w:noVBand="1" w:val="04A0"/>
+      </w:tblPr>
+      <w:tblGrid>
+        <w:gridCol w:w="1758"/>
+        <w:gridCol w:w="1758"/>
+        <w:gridCol w:w="1758"/>
+        <w:gridCol w:w="1758"/>
+        <w:gridCol w:w="1758"/>
+      </w:tblGrid>
+      <w:tr>
+        <w:tc>
+          <w:tcPr>
+            <w:tcW w:type="dxa" w:w="1758"/>
+          </w:tcPr>
+          <w:p>
+            <w:r/>
+            <w:r>
+              <w:rPr>
+                <w:b/>
+                <w:sz w:val="22"/>
+              </w:rPr>
+              <w:t>Test set</w:t>
+            </w:r>
+          </w:p>
+        </w:tc>
+        <w:tc>
+          <w:tcPr>
+            <w:tcW w:type="dxa" w:w="1758"/>
+          </w:tcPr>
+          <w:p>
+            <w:r/>
+            <w:r>
+              <w:rPr>
+                <w:b/>
+                <w:sz w:val="22"/>
+              </w:rPr>
+              <w:t>Size</w:t>
+            </w:r>
+          </w:p>
+        </w:tc>
+        <w:tc>
+          <w:tcPr>
+            <w:tcW w:type="dxa" w:w="1758"/>
+          </w:tcPr>
+          <w:p>
+            <w:r/>
+            <w:r>
+              <w:rPr>
+                <w:b/>
+                <w:sz w:val="22"/>
+              </w:rPr>
+              <w:t>Pre-patch flagged</w:t>
+            </w:r>
+          </w:p>
+        </w:tc>
+        <w:tc>
+          <w:tcPr>
+            <w:tcW w:type="dxa" w:w="1758"/>
+          </w:tcPr>
+          <w:p>
+            <w:r/>
+            <w:r>
+              <w:rPr>
+                <w:b/>
+                <w:sz w:val="22"/>
+              </w:rPr>
+              <w:t>Post-patch flagged</w:t>
+            </w:r>
+          </w:p>
+        </w:tc>
+        <w:tc>
+          <w:tcPr>
+            <w:tcW w:type="dxa" w:w="1758"/>
+          </w:tcPr>
+          <w:p>
+            <w:r/>
+            <w:r>
+              <w:rPr>
+                <w:b/>
+                <w:sz w:val="22"/>
+              </w:rPr>
+              <w:t>Notes</w:t>
+            </w:r>
+          </w:p>
+        </w:tc>
+      </w:tr>
+      <w:tr>
+        <w:tc>
+          <w:tcPr>
+            <w:tcW w:type="dxa" w:w="1758"/>
+          </w:tcPr>
+          <w:p>
+            <w:r/>
+            <w:r>
+              <w:rPr>
+                <w:sz w:val="22"/>
+              </w:rPr>
+              <w:t>Allowlisted brand domains</w:t>
+            </w:r>
+          </w:p>
+        </w:tc>
+        <w:tc>
+          <w:tcPr>
+            <w:tcW w:type="dxa" w:w="1758"/>
+          </w:tcPr>
+          <w:p>
+            <w:r/>
+            <w:r>
+              <w:rPr>
+                <w:sz w:val="22"/>
+              </w:rPr>
+              <w:t>70</w:t>
+            </w:r>
+          </w:p>
+        </w:tc>
+        <w:tc>
+          <w:tcPr>
+            <w:tcW w:type="dxa" w:w="1758"/>
+          </w:tcPr>
+          <w:p>
+            <w:r/>
+            <w:r>
+              <w:rPr>
+                <w:sz w:val="22"/>
+              </w:rPr>
+              <w:t>8 (false positives)</w:t>
+            </w:r>
+          </w:p>
+        </w:tc>
+        <w:tc>
+          <w:tcPr>
+            <w:tcW w:type="dxa" w:w="1758"/>
+          </w:tcPr>
+          <w:p>
+            <w:r/>
+            <w:r>
+              <w:rPr>
+                <w:sz w:val="22"/>
+              </w:rPr>
+              <w:t>0</w:t>
+            </w:r>
+          </w:p>
+        </w:tc>
+        <w:tc>
+          <w:tcPr>
+            <w:tcW w:type="dxa" w:w="1758"/>
+          </w:tcPr>
+          <w:p>
+            <w:r/>
+            <w:r>
+              <w:rPr>
+                <w:sz w:val="22"/>
+              </w:rPr>
+              <w:t>Includes Google, PayPal, GitHub, Microsoft, Apple</w:t>
+            </w:r>
+          </w:p>
+        </w:tc>
+      </w:tr>
+      <w:tr>
+        <w:tc>
+          <w:tcPr>
+            <w:tcW w:type="dxa" w:w="1758"/>
+          </w:tcPr>
+          <w:p>
+            <w:r/>
+            <w:r>
+              <w:rPr>
+                <w:sz w:val="22"/>
+              </w:rPr>
+              <w:t>Alexa Top-100 control</w:t>
+            </w:r>
+          </w:p>
+        </w:tc>
+        <w:tc>
+          <w:tcPr>
+            <w:tcW w:type="dxa" w:w="1758"/>
+          </w:tcPr>
+          <w:p>
+            <w:r/>
+            <w:r>
+              <w:rPr>
+                <w:sz w:val="22"/>
+              </w:rPr>
+              <w:t>25</w:t>
+            </w:r>
+          </w:p>
+        </w:tc>
+        <w:tc>
+          <w:tcPr>
+            <w:tcW w:type="dxa" w:w="1758"/>
+          </w:tcPr>
+          <w:p>
+            <w:r/>
+            <w:r>
+              <w:rPr>
+                <w:sz w:val="22"/>
+              </w:rPr>
+              <w:t>1 (false positive)</w:t>
+            </w:r>
+          </w:p>
+        </w:tc>
+        <w:tc>
+          <w:tcPr>
+            <w:tcW w:type="dxa" w:w="1758"/>
+          </w:tcPr>
+          <w:p>
+            <w:r/>
+            <w:r>
+              <w:rPr>
+                <w:sz w:val="22"/>
+              </w:rPr>
+              <w:t>0</w:t>
+            </w:r>
+          </w:p>
+        </w:tc>
+        <w:tc>
+          <w:tcPr>
+            <w:tcW w:type="dxa" w:w="1758"/>
+          </w:tcPr>
+          <w:p>
+            <w:r/>
+            <w:r>
+              <w:rPr>
+                <w:sz w:val="22"/>
+              </w:rPr>
+              <w:t>irs.gov path triggered credential-keyword rule pre-patch</w:t>
+            </w:r>
+          </w:p>
+        </w:tc>
+      </w:tr>
+      <w:tr>
+        <w:tc>
+          <w:tcPr>
+            <w:tcW w:type="dxa" w:w="1758"/>
+          </w:tcPr>
+          <w:p>
+            <w:r/>
+            <w:r>
+              <w:rPr>
+                <w:sz w:val="22"/>
+              </w:rPr>
+              <w:t>Lookalike / typosquat (negative test)</w:t>
+            </w:r>
+          </w:p>
+        </w:tc>
+        <w:tc>
+          <w:tcPr>
+            <w:tcW w:type="dxa" w:w="1758"/>
+          </w:tcPr>
+          <w:p>
+            <w:r/>
+            <w:r>
+              <w:rPr>
+                <w:sz w:val="22"/>
+              </w:rPr>
+              <w:t>30</w:t>
+            </w:r>
+          </w:p>
+        </w:tc>
+        <w:tc>
+          <w:tcPr>
+            <w:tcW w:type="dxa" w:w="1758"/>
+          </w:tcPr>
+          <w:p>
+            <w:r/>
+            <w:r>
+              <w:rPr>
+                <w:sz w:val="22"/>
+              </w:rPr>
+              <w:t>30 (correctly flagged)</w:t>
+            </w:r>
+          </w:p>
+        </w:tc>
+        <w:tc>
+          <w:tcPr>
+            <w:tcW w:type="dxa" w:w="1758"/>
+          </w:tcPr>
+          <w:p>
+            <w:r/>
+            <w:r>
+              <w:rPr>
+                <w:sz w:val="22"/>
+              </w:rPr>
+              <w:t>30 (correctly flagged)</w:t>
+            </w:r>
+          </w:p>
+        </w:tc>
+        <w:tc>
+          <w:tcPr>
+            <w:tcW w:type="dxa" w:w="1758"/>
+          </w:tcPr>
+          <w:p>
+            <w:r/>
+            <w:r>
+              <w:rPr>
+                <w:sz w:val="22"/>
+              </w:rPr>
+              <w:t>No regression - allowlist did not over-suppress</w:t>
+            </w:r>
+          </w:p>
+        </w:tc>
+      </w:tr>
+    </w:tbl>
+    <w:p>
+      <w:r>
+        <w:rPr>
+          <w:b w:val="0"/>
+          <w:sz w:val="24"/>
+        </w:rPr>
+        <w:t>The pre-patch false-positive on the Alexa control set was an unexpected discovery: the URL https://www.irs.gov/individuals/get-an-identity-protection-pin was scoring MEDIUM because the path contained both 'identity' and 'pin', credential-related lexicon tokens. After the irs.gov entry was added to the allowlist the verdict reverted to NONE. This anecdote is reproduced here because it illustrates why the allowlist exists: even a well-tuned lexicon will occasionally collide with a legitimate workflow, and the allowlist is the cheapest, most auditable place to express the exception.</w:t>
+      </w:r>
+    </w:p>
+    <w:p>
+      <w:r>
+        <w:rPr>
+          <w:b/>
+          <w:sz w:val="24"/>
+        </w:rPr>
+        <w:t>4.1.11 End-to-End Demonstration Run</w:t>
+      </w:r>
+    </w:p>
+    <w:p>
+      <w:r>
+        <w:rPr>
+          <w:b w:val="0"/>
+          <w:sz w:val="24"/>
+        </w:rPr>
+        <w:t>A complete end-to-end demonstration of the deployed system was recorded on 26 May 2026 (defense/defense-docs/ScreenRecording_05-26-2026_12-05-37_1.MP4). The recording exercises, in order, the six panels described in Section 4.1.8: SMS spam, voice scam, phishing URL, URL behaviour, e-mail inbox and security dashboard. The preflight script was executed approximately five minutes before recording began, all six assertions passed (Table 4.5), and the Redis cache was therefore warm for the subset of URLs reused inside the recording.</w:t>
+      </w:r>
+    </w:p>
+    <w:p>
+      <w:r>
+        <w:rPr>
+          <w:b w:val="0"/>
+          <w:sz w:val="24"/>
+        </w:rPr>
+        <w:t>The recording confirms three properties of the deployed system at production scale.</w:t>
+      </w:r>
+    </w:p>
+    <w:p>
+      <w:r>
+        <w:rPr>
+          <w:b w:val="0"/>
+          <w:sz w:val="24"/>
+        </w:rPr>
+        <w:t>-  Determinism. Each URL scan returned the same verdict and the same numeric confidence on every replay, because the cached deep-scan result was reused from Redis. This is the reason the cache versioning (Section 3.1.10) matters: a single detector-rule change cannot retroactively desynchronise the recorded outputs from the present-day behaviour, because the version-prefixed cache key automatically invalidates stale entries.</w:t>
+      </w:r>
+    </w:p>
+    <w:p>
+      <w:r>
+        <w:rPr>
+          <w:b w:val="0"/>
+          <w:sz w:val="24"/>
+        </w:rPr>
+        <w:t>-  Latency. The median round-trip for a warm scan, as observed in the recording, was approximately 0.3 seconds end-to-end - well below the 100-millisecond server-side target reported in Table 4.2 (the additional latency in the recording is the mobile network plus rendering, which the server-side number does not account for). For cold deep-scans the latency was approximately 9 seconds, consistent with the cold-cache figures in Table 4.5.</w:t>
+      </w:r>
+    </w:p>
+    <w:p>
+      <w:r>
+        <w:rPr>
+          <w:b w:val="0"/>
+          <w:sz w:val="24"/>
+        </w:rPr>
+        <w:t>-  Explainability. Every Result screen surfaced human-readable indicators alongside the numeric verdict. No tile in the recording shows a bare percentage; every percentage is paired with at least one reason in plain language.</w:t>
+      </w:r>
+    </w:p>
+    <w:p>
       <w:pPr>
         <w:spacing w:before="480" w:after="80" w:line="360" w:lineRule="auto"/>
         <w:jc w:val="center"/>
@@ -13591,6 +15672,147 @@
           <w:sz w:val="24"/>
         </w:rPr>
         <w:t>As required by design-science reporting guidelines (Hevner et al., 2004), three categories of validity threat are acknowledged.</w:t>
+      </w:r>
+    </w:p>
+    <w:p>
+      <w:r>
+        <w:rPr>
+          <w:b/>
+          <w:sz w:val="24"/>
+        </w:rPr>
+        <w:t>5.1.1 Continuous-Learning Loop</w:t>
+      </w:r>
+    </w:p>
+    <w:p>
+      <w:r>
+        <w:rPr>
+          <w:b w:val="0"/>
+          <w:sz w:val="24"/>
+        </w:rPr>
+        <w:t>A further claim - beyond those already presented - is that the architecture supports a continuous-learning loop through which the deployed classifiers improve over time in response to real user behaviour. The loop is shown in Figure 5.1.</w:t>
+      </w:r>
+    </w:p>
+    <w:p>
+      <w:pPr>
+        <w:jc w:val="center"/>
+      </w:pPr>
+      <w:r>
+        <w:drawing>
+          <wp:inline xmlns:a="http://schemas.openxmlformats.org/drawingml/2006/main" xmlns:pic="http://schemas.openxmlformats.org/drawingml/2006/picture">
+            <wp:extent cx="5029200" cy="2828925"/>
+            <wp:docPr id="17" name="Picture 17"/>
+            <wp:cNvGraphicFramePr>
+              <a:graphicFrameLocks noChangeAspect="1"/>
+            </wp:cNvGraphicFramePr>
+            <a:graphic>
+              <a:graphicData uri="http://schemas.openxmlformats.org/drawingml/2006/picture">
+                <pic:pic>
+                  <pic:nvPicPr>
+                    <pic:cNvPr id="0" name="continuous-learning-architecture.png"/>
+                    <pic:cNvPicPr/>
+                  </pic:nvPicPr>
+                  <pic:blipFill>
+                    <a:blip r:embed="rId26"/>
+                    <a:stretch>
+                      <a:fillRect/>
+                    </a:stretch>
+                  </pic:blipFill>
+                  <pic:spPr>
+                    <a:xfrm>
+                      <a:off x="0" y="0"/>
+                      <a:ext cx="5029200" cy="2828925"/>
+                    </a:xfrm>
+                    <a:prstGeom prst="rect"/>
+                  </pic:spPr>
+                </pic:pic>
+              </a:graphicData>
+            </a:graphic>
+          </wp:inline>
+        </w:drawing>
+      </w:r>
+    </w:p>
+    <w:p>
+      <w:pPr>
+        <w:jc w:val="center"/>
+      </w:pPr>
+      <w:r>
+        <w:rPr>
+          <w:i/>
+          <w:sz w:val="22"/>
+        </w:rPr>
+        <w:t>Figure 5.1  The five-stage continuous-learning loop. (1) The mobile client records scans (SMS, URL, voice) and receives user feedback (true-positive / true-negative / wrong-verdict). (2) The Express.js backend forwards confirmed feedback to a queue. (3) PostgreSQL persists UserFeedback, ScanHistory and ModelVersion records. (4) BullMQ workers gather approved feedback batches, post them to the ML service, and trigger re-training. (5) The Python FastAPI service exposes a feedback_collector, incremental_trainer and model_registry (versioned) that emits a new model artefact only after evaluation gates pass; otherwise the deployment is rejected and the previous model continues to serve.</w:t>
+      </w:r>
+    </w:p>
+    <w:p>
+      <w:r>
+        <w:rPr>
+          <w:b w:val="0"/>
+          <w:sz w:val="24"/>
+        </w:rPr>
+        <w:t>The loop is intentionally gated: every retraining cycle is followed by an evaluation step (centre-right of Figure 5.1) that recomputes accuracy, precision, recall and F1 on the canonical held-out test set. A new model is registered and deployed only if those metrics meet the configured thresholds (recall &gt;= 90 per cent; F1 not lower than the previous version by more than one percentage point). If the new model fails the gate it is rejected, rolled back, and the previous version continues to serve traffic. This guarantee is what makes the feedback loop safe to enable in production: a poisoned-feedback attempt cannot silently degrade the classifier because the evaluation gate would catch the regression before promotion.</w:t>
+      </w:r>
+    </w:p>
+    <w:p>
+      <w:r>
+        <w:rPr>
+          <w:b w:val="0"/>
+          <w:sz w:val="24"/>
+        </w:rPr>
+        <w:t>The loop is currently enabled in a manual-trigger mode in production: an operator dispatches the retraining job from the admin dashboard once a sufficient number of corrected feedback items have accumulated (in practice, every seven to ten days). Section 5.3 sketches a fully autonomous schedule as future work.</w:t>
+      </w:r>
+    </w:p>
+    <w:p>
+      <w:r>
+        <w:rPr>
+          <w:b/>
+          <w:sz w:val="24"/>
+        </w:rPr>
+        <w:t>5.1.2 Threats to Validity</w:t>
+      </w:r>
+    </w:p>
+    <w:p>
+      <w:r>
+        <w:rPr>
+          <w:b w:val="0"/>
+          <w:sz w:val="24"/>
+        </w:rPr>
+        <w:t>As required by design-science reporting guidelines (Hevner et al., 2004), three categories of validity threat are acknowledged.</w:t>
+      </w:r>
+    </w:p>
+    <w:p>
+      <w:r>
+        <w:rPr>
+          <w:b w:val="0"/>
+          <w:sz w:val="24"/>
+        </w:rPr>
+        <w:t>-  Internal validity. The phishing dataset is small (2,100 URLs after the in-house balancing step) and includes URLs that may no longer resolve. A previous experiment with a larger 80,000-URL corpus (ealvaradob/phishing-dataset) yielded worse held-out accuracy on the same test partition, suggesting that the larger dataset contains label noise that hurts generalisation. The deployed model is therefore trained on the smaller, hand-curated shawhin/phishing-site-classification corpus, with full awareness that this is a trade-off between dataset size and label quality.</w:t>
+      </w:r>
+    </w:p>
+    <w:p>
+      <w:r>
+        <w:rPr>
+          <w:b w:val="0"/>
+          <w:sz w:val="24"/>
+        </w:rPr>
+        <w:t>-  External validity. All three datasets are English-language and primarily North-American and European in origin. The system's behaviour on Khmer, Thai or Vietnamese-language adversarial inputs has not been measured and is expected to be worse. Khmer support remains the highest-priority future-work item.</w:t>
+      </w:r>
+    </w:p>
+    <w:p>
+      <w:r>
+        <w:rPr>
+          <w:b w:val="0"/>
+          <w:sz w:val="24"/>
+        </w:rPr>
+        <w:t>-  Construct validity. The voice-scam dataset (BothBosu/scam-dialogue) consists of scripted dialogues rather than wild recordings, so the 100 per cent held-out accuracy reported in Section 4.1.2 must be interpreted as an upper bound. The model is likely to perform worse on noisy field recordings, on accented speech, or on recordings affected by lossy telephony codecs.</w:t>
+      </w:r>
+    </w:p>
+    <w:p>
+      <w:r>
+        <w:rPr>
+          <w:b w:val="0"/>
+          <w:sz w:val="24"/>
+        </w:rPr>
+        <w:t>A further class of threat - temporal validity - should also be acknowledged. The phishing landscape evolves rapidly; URLs that score LOW today may be reused tomorrow as part of a larger campaign that the model has not yet seen. This is precisely the threat that the continuous-learning loop is designed to address. Even so, the lag between an attacker shifting tactics and the operator triggering a retraining cycle remains a windowed exposure, and Section 5.3 discusses options for shortening it.</w:t>
       </w:r>
     </w:p>
     <w:p>
